--- a/chapters/package-versions-handout.docx
+++ b/chapters/package-versions-handout.docx
@@ -246,6 +246,60 @@
                     <w:jc w:val="center"/>
                   </w:pPr>
                   <w:r>
+                    <w:t xml:space="preserve">BH</w:t>
+                  </w:r>
+                </w:p>
+              </w:tc>
+              <w:tc>
+                <w:tcPr/>
+                <w:p>
+                  <w:pPr>
+                    <w:pStyle w:val="Compact"/>
+                    <w:jc w:val="left"/>
+                    <w:jc w:val="center"/>
+                  </w:pPr>
+                  <w:r>
+                    <w:t xml:space="preserve">BH</w:t>
+                  </w:r>
+                </w:p>
+              </w:tc>
+              <w:tc>
+                <w:tcPr/>
+                <w:p>
+                  <w:pPr>
+                    <w:pStyle w:val="Compact"/>
+                    <w:jc w:val="left"/>
+                    <w:jc w:val="center"/>
+                  </w:pPr>
+                  <w:r>
+                    <w:t xml:space="preserve">1.90.0-1</w:t>
+                  </w:r>
+                </w:p>
+              </w:tc>
+              <w:tc>
+                <w:tcPr/>
+                <w:p>
+                  <w:pPr>
+                    <w:pStyle w:val="Compact"/>
+                    <w:jc w:val="left"/>
+                    <w:jc w:val="center"/>
+                  </w:pPr>
+                  <w:r>
+                    <w:t xml:space="preserve">Repository</w:t>
+                  </w:r>
+                </w:p>
+              </w:tc>
+            </w:tr>
+            <w:tr>
+              <w:tc>
+                <w:tcPr/>
+                <w:p>
+                  <w:pPr>
+                    <w:pStyle w:val="Compact"/>
+                    <w:jc w:val="left"/>
+                    <w:jc w:val="center"/>
+                  </w:pPr>
+                  <w:r>
                     <w:t xml:space="preserve">DBI</w:t>
                   </w:r>
                 </w:p>
@@ -570,6 +624,60 @@
                     <w:jc w:val="center"/>
                   </w:pPr>
                   <w:r>
+                    <w:t xml:space="preserve">ISLR2</w:t>
+                  </w:r>
+                </w:p>
+              </w:tc>
+              <w:tc>
+                <w:tcPr/>
+                <w:p>
+                  <w:pPr>
+                    <w:pStyle w:val="Compact"/>
+                    <w:jc w:val="left"/>
+                    <w:jc w:val="center"/>
+                  </w:pPr>
+                  <w:r>
+                    <w:t xml:space="preserve">ISLR2</w:t>
+                  </w:r>
+                </w:p>
+              </w:tc>
+              <w:tc>
+                <w:tcPr/>
+                <w:p>
+                  <w:pPr>
+                    <w:pStyle w:val="Compact"/>
+                    <w:jc w:val="left"/>
+                    <w:jc w:val="center"/>
+                  </w:pPr>
+                  <w:r>
+                    <w:t xml:space="preserve">1.3-2</w:t>
+                  </w:r>
+                </w:p>
+              </w:tc>
+              <w:tc>
+                <w:tcPr/>
+                <w:p>
+                  <w:pPr>
+                    <w:pStyle w:val="Compact"/>
+                    <w:jc w:val="left"/>
+                    <w:jc w:val="center"/>
+                  </w:pPr>
+                  <w:r>
+                    <w:t xml:space="preserve">Repository</w:t>
+                  </w:r>
+                </w:p>
+              </w:tc>
+            </w:tr>
+            <w:tr>
+              <w:tc>
+                <w:tcPr/>
+                <w:p>
+                  <w:pPr>
+                    <w:pStyle w:val="Compact"/>
+                    <w:jc w:val="left"/>
+                    <w:jc w:val="center"/>
+                  </w:pPr>
+                  <w:r>
                     <w:t xml:space="preserve">KMsurv</w:t>
                   </w:r>
                 </w:p>
@@ -5862,6 +5970,60 @@
                     <w:jc w:val="center"/>
                   </w:pPr>
                   <w:r>
+                    <w:t xml:space="preserve">ggokabeito</w:t>
+                  </w:r>
+                </w:p>
+              </w:tc>
+              <w:tc>
+                <w:tcPr/>
+                <w:p>
+                  <w:pPr>
+                    <w:pStyle w:val="Compact"/>
+                    <w:jc w:val="left"/>
+                    <w:jc w:val="center"/>
+                  </w:pPr>
+                  <w:r>
+                    <w:t xml:space="preserve">ggokabeito</w:t>
+                  </w:r>
+                </w:p>
+              </w:tc>
+              <w:tc>
+                <w:tcPr/>
+                <w:p>
+                  <w:pPr>
+                    <w:pStyle w:val="Compact"/>
+                    <w:jc w:val="left"/>
+                    <w:jc w:val="center"/>
+                  </w:pPr>
+                  <w:r>
+                    <w:t xml:space="preserve">0.1.0</w:t>
+                  </w:r>
+                </w:p>
+              </w:tc>
+              <w:tc>
+                <w:tcPr/>
+                <w:p>
+                  <w:pPr>
+                    <w:pStyle w:val="Compact"/>
+                    <w:jc w:val="left"/>
+                    <w:jc w:val="center"/>
+                  </w:pPr>
+                  <w:r>
+                    <w:t xml:space="preserve">Repository</w:t>
+                  </w:r>
+                </w:p>
+              </w:tc>
+            </w:tr>
+            <w:tr>
+              <w:tc>
+                <w:tcPr/>
+                <w:p>
+                  <w:pPr>
+                    <w:pStyle w:val="Compact"/>
+                    <w:jc w:val="left"/>
+                    <w:jc w:val="center"/>
+                  </w:pPr>
+                  <w:r>
                     <w:t xml:space="preserve">ggplot2</w:t>
                   </w:r>
                 </w:p>
@@ -6888,6 +7050,60 @@
                     <w:jc w:val="center"/>
                   </w:pPr>
                   <w:r>
+                    <w:t xml:space="preserve">gratia</w:t>
+                  </w:r>
+                </w:p>
+              </w:tc>
+              <w:tc>
+                <w:tcPr/>
+                <w:p>
+                  <w:pPr>
+                    <w:pStyle w:val="Compact"/>
+                    <w:jc w:val="left"/>
+                    <w:jc w:val="center"/>
+                  </w:pPr>
+                  <w:r>
+                    <w:t xml:space="preserve">gratia</w:t>
+                  </w:r>
+                </w:p>
+              </w:tc>
+              <w:tc>
+                <w:tcPr/>
+                <w:p>
+                  <w:pPr>
+                    <w:pStyle w:val="Compact"/>
+                    <w:jc w:val="left"/>
+                    <w:jc w:val="center"/>
+                  </w:pPr>
+                  <w:r>
+                    <w:t xml:space="preserve">0.11.2</w:t>
+                  </w:r>
+                </w:p>
+              </w:tc>
+              <w:tc>
+                <w:tcPr/>
+                <w:p>
+                  <w:pPr>
+                    <w:pStyle w:val="Compact"/>
+                    <w:jc w:val="left"/>
+                    <w:jc w:val="center"/>
+                  </w:pPr>
+                  <w:r>
+                    <w:t xml:space="preserve">Repository</w:t>
+                  </w:r>
+                </w:p>
+              </w:tc>
+            </w:tr>
+            <w:tr>
+              <w:tc>
+                <w:tcPr/>
+                <w:p>
+                  <w:pPr>
+                    <w:pStyle w:val="Compact"/>
+                    <w:jc w:val="left"/>
+                    <w:jc w:val="center"/>
+                  </w:pPr>
+                  <w:r>
                     <w:t xml:space="preserve">gridExtra</w:t>
                   </w:r>
                 </w:p>
@@ -9588,6 +9804,60 @@
                     <w:jc w:val="center"/>
                   </w:pPr>
                   <w:r>
+                    <w:t xml:space="preserve">mirai</w:t>
+                  </w:r>
+                </w:p>
+              </w:tc>
+              <w:tc>
+                <w:tcPr/>
+                <w:p>
+                  <w:pPr>
+                    <w:pStyle w:val="Compact"/>
+                    <w:jc w:val="left"/>
+                    <w:jc w:val="center"/>
+                  </w:pPr>
+                  <w:r>
+                    <w:t xml:space="preserve">mirai</w:t>
+                  </w:r>
+                </w:p>
+              </w:tc>
+              <w:tc>
+                <w:tcPr/>
+                <w:p>
+                  <w:pPr>
+                    <w:pStyle w:val="Compact"/>
+                    <w:jc w:val="left"/>
+                    <w:jc w:val="center"/>
+                  </w:pPr>
+                  <w:r>
+                    <w:t xml:space="preserve">2.7.3</w:t>
+                  </w:r>
+                </w:p>
+              </w:tc>
+              <w:tc>
+                <w:tcPr/>
+                <w:p>
+                  <w:pPr>
+                    <w:pStyle w:val="Compact"/>
+                    <w:jc w:val="left"/>
+                    <w:jc w:val="center"/>
+                  </w:pPr>
+                  <w:r>
+                    <w:t xml:space="preserve">Repository</w:t>
+                  </w:r>
+                </w:p>
+              </w:tc>
+            </w:tr>
+            <w:tr>
+              <w:tc>
+                <w:tcPr/>
+                <w:p>
+                  <w:pPr>
+                    <w:pStyle w:val="Compact"/>
+                    <w:jc w:val="left"/>
+                    <w:jc w:val="center"/>
+                  </w:pPr>
+                  <w:r>
                     <w:t xml:space="preserve">modelr</w:t>
                   </w:r>
                 </w:p>
@@ -9696,6 +9966,60 @@
                     <w:jc w:val="center"/>
                   </w:pPr>
                   <w:r>
+                    <w:t xml:space="preserve">mvnfast</w:t>
+                  </w:r>
+                </w:p>
+              </w:tc>
+              <w:tc>
+                <w:tcPr/>
+                <w:p>
+                  <w:pPr>
+                    <w:pStyle w:val="Compact"/>
+                    <w:jc w:val="left"/>
+                    <w:jc w:val="center"/>
+                  </w:pPr>
+                  <w:r>
+                    <w:t xml:space="preserve">mvnfast</w:t>
+                  </w:r>
+                </w:p>
+              </w:tc>
+              <w:tc>
+                <w:tcPr/>
+                <w:p>
+                  <w:pPr>
+                    <w:pStyle w:val="Compact"/>
+                    <w:jc w:val="left"/>
+                    <w:jc w:val="center"/>
+                  </w:pPr>
+                  <w:r>
+                    <w:t xml:space="preserve">0.2.8</w:t>
+                  </w:r>
+                </w:p>
+              </w:tc>
+              <w:tc>
+                <w:tcPr/>
+                <w:p>
+                  <w:pPr>
+                    <w:pStyle w:val="Compact"/>
+                    <w:jc w:val="left"/>
+                    <w:jc w:val="center"/>
+                  </w:pPr>
+                  <w:r>
+                    <w:t xml:space="preserve">Repository</w:t>
+                  </w:r>
+                </w:p>
+              </w:tc>
+            </w:tr>
+            <w:tr>
+              <w:tc>
+                <w:tcPr/>
+                <w:p>
+                  <w:pPr>
+                    <w:pStyle w:val="Compact"/>
+                    <w:jc w:val="left"/>
+                    <w:jc w:val="center"/>
+                  </w:pPr>
+                  <w:r>
                     <w:t xml:space="preserve">mvtnorm</w:t>
                   </w:r>
                 </w:p>
@@ -9750,6 +10074,60 @@
                     <w:jc w:val="center"/>
                   </w:pPr>
                   <w:r>
+                    <w:t xml:space="preserve">nanonext</w:t>
+                  </w:r>
+                </w:p>
+              </w:tc>
+              <w:tc>
+                <w:tcPr/>
+                <w:p>
+                  <w:pPr>
+                    <w:pStyle w:val="Compact"/>
+                    <w:jc w:val="left"/>
+                    <w:jc w:val="center"/>
+                  </w:pPr>
+                  <w:r>
+                    <w:t xml:space="preserve">nanonext</w:t>
+                  </w:r>
+                </w:p>
+              </w:tc>
+              <w:tc>
+                <w:tcPr/>
+                <w:p>
+                  <w:pPr>
+                    <w:pStyle w:val="Compact"/>
+                    <w:jc w:val="left"/>
+                    <w:jc w:val="center"/>
+                  </w:pPr>
+                  <w:r>
+                    <w:t xml:space="preserve">1.10.3</w:t>
+                  </w:r>
+                </w:p>
+              </w:tc>
+              <w:tc>
+                <w:tcPr/>
+                <w:p>
+                  <w:pPr>
+                    <w:pStyle w:val="Compact"/>
+                    <w:jc w:val="left"/>
+                    <w:jc w:val="center"/>
+                  </w:pPr>
+                  <w:r>
+                    <w:t xml:space="preserve">Repository</w:t>
+                  </w:r>
+                </w:p>
+              </w:tc>
+            </w:tr>
+            <w:tr>
+              <w:tc>
+                <w:tcPr/>
+                <w:p>
+                  <w:pPr>
+                    <w:pStyle w:val="Compact"/>
+                    <w:jc w:val="left"/>
+                    <w:jc w:val="center"/>
+                  </w:pPr>
+                  <w:r>
                     <w:t xml:space="preserve">nlme</w:t>
                   </w:r>
                 </w:p>
@@ -14070,6 +14448,60 @@
                     <w:jc w:val="center"/>
                   </w:pPr>
                   <w:r>
+                    <w:t xml:space="preserve">statmod</w:t>
+                  </w:r>
+                </w:p>
+              </w:tc>
+              <w:tc>
+                <w:tcPr/>
+                <w:p>
+                  <w:pPr>
+                    <w:pStyle w:val="Compact"/>
+                    <w:jc w:val="left"/>
+                    <w:jc w:val="center"/>
+                  </w:pPr>
+                  <w:r>
+                    <w:t xml:space="preserve">statmod</w:t>
+                  </w:r>
+                </w:p>
+              </w:tc>
+              <w:tc>
+                <w:tcPr/>
+                <w:p>
+                  <w:pPr>
+                    <w:pStyle w:val="Compact"/>
+                    <w:jc w:val="left"/>
+                    <w:jc w:val="center"/>
+                  </w:pPr>
+                  <w:r>
+                    <w:t xml:space="preserve">1.5.2</w:t>
+                  </w:r>
+                </w:p>
+              </w:tc>
+              <w:tc>
+                <w:tcPr/>
+                <w:p>
+                  <w:pPr>
+                    <w:pStyle w:val="Compact"/>
+                    <w:jc w:val="left"/>
+                    <w:jc w:val="center"/>
+                  </w:pPr>
+                  <w:r>
+                    <w:t xml:space="preserve">Repository</w:t>
+                  </w:r>
+                </w:p>
+              </w:tc>
+            </w:tr>
+            <w:tr>
+              <w:tc>
+                <w:tcPr/>
+                <w:p>
+                  <w:pPr>
+                    <w:pStyle w:val="Compact"/>
+                    <w:jc w:val="left"/>
+                    <w:jc w:val="center"/>
+                  </w:pPr>
+                  <w:r>
                     <w:t xml:space="preserve">stringi</w:t>
                   </w:r>
                 </w:p>
@@ -15015,6 +15447,60 @@
                   </w:pPr>
                   <w:r>
                     <w:t xml:space="preserve">0.59</w:t>
+                  </w:r>
+                </w:p>
+              </w:tc>
+              <w:tc>
+                <w:tcPr/>
+                <w:p>
+                  <w:pPr>
+                    <w:pStyle w:val="Compact"/>
+                    <w:jc w:val="left"/>
+                    <w:jc w:val="center"/>
+                  </w:pPr>
+                  <w:r>
+                    <w:t xml:space="preserve">Repository</w:t>
+                  </w:r>
+                </w:p>
+              </w:tc>
+            </w:tr>
+            <w:tr>
+              <w:tc>
+                <w:tcPr/>
+                <w:p>
+                  <w:pPr>
+                    <w:pStyle w:val="Compact"/>
+                    <w:jc w:val="left"/>
+                    <w:jc w:val="center"/>
+                  </w:pPr>
+                  <w:r>
+                    <w:t xml:space="preserve">tweedie</w:t>
+                  </w:r>
+                </w:p>
+              </w:tc>
+              <w:tc>
+                <w:tcPr/>
+                <w:p>
+                  <w:pPr>
+                    <w:pStyle w:val="Compact"/>
+                    <w:jc w:val="left"/>
+                    <w:jc w:val="center"/>
+                  </w:pPr>
+                  <w:r>
+                    <w:t xml:space="preserve">tweedie</w:t>
+                  </w:r>
+                </w:p>
+              </w:tc>
+              <w:tc>
+                <w:tcPr/>
+                <w:p>
+                  <w:pPr>
+                    <w:pStyle w:val="Compact"/>
+                    <w:jc w:val="left"/>
+                    <w:jc w:val="center"/>
+                  </w:pPr>
+                  <w:r>
+                    <w:t xml:space="preserve">3.1.0</w:t>
                   </w:r>
                 </w:p>
               </w:tc>
